--- a/Pubali/2.docx
+++ b/Pubali/2.docx
@@ -17448,7 +17448,7 @@
           <w:szCs w:val="28"/>
         </w:rPr>
         <w:pict>
-          <v:rect id="_x0000_i1112" style="width:0;height:1.5pt" o:hralign="center" o:hrstd="t" o:hr="t" fillcolor="#a0a0a0" stroked="f"/>
+          <v:rect id="_x0000_i1025" style="width:0;height:1.5pt" o:hralign="center" o:hrstd="t" o:hr="t" fillcolor="#a0a0a0" stroked="f"/>
         </w:pict>
       </w:r>
     </w:p>
@@ -18024,7 +18024,7 @@
           <w:szCs w:val="28"/>
         </w:rPr>
         <w:pict>
-          <v:rect id="_x0000_i1113" style="width:0;height:1.5pt" o:hralign="center" o:hrstd="t" o:hr="t" fillcolor="#a0a0a0" stroked="f"/>
+          <v:rect id="_x0000_i1026" style="width:0;height:1.5pt" o:hralign="center" o:hrstd="t" o:hr="t" fillcolor="#a0a0a0" stroked="f"/>
         </w:pict>
       </w:r>
     </w:p>
@@ -18246,7 +18246,7 @@
           <w:szCs w:val="28"/>
         </w:rPr>
         <w:pict>
-          <v:rect id="_x0000_i1114" style="width:0;height:1.5pt" o:hralign="center" o:hrstd="t" o:hr="t" fillcolor="#a0a0a0" stroked="f"/>
+          <v:rect id="_x0000_i1027" style="width:0;height:1.5pt" o:hralign="center" o:hrstd="t" o:hr="t" fillcolor="#a0a0a0" stroked="f"/>
         </w:pict>
       </w:r>
     </w:p>
@@ -19187,7 +19187,7 @@
           <w:szCs w:val="28"/>
         </w:rPr>
         <w:pict>
-          <v:rect id="_x0000_i1130" style="width:0;height:1.5pt" o:hralign="center" o:hrstd="t" o:hr="t" fillcolor="#a0a0a0" stroked="f"/>
+          <v:rect id="_x0000_i1028" style="width:0;height:1.5pt" o:hralign="center" o:hrstd="t" o:hr="t" fillcolor="#a0a0a0" stroked="f"/>
         </w:pict>
       </w:r>
     </w:p>
@@ -19362,7 +19362,7 @@
           <w:szCs w:val="28"/>
         </w:rPr>
         <w:pict>
-          <v:rect id="_x0000_i1131" style="width:0;height:1.5pt" o:hralign="center" o:hrstd="t" o:hr="t" fillcolor="#a0a0a0" stroked="f"/>
+          <v:rect id="_x0000_i1029" style="width:0;height:1.5pt" o:hralign="center" o:hrstd="t" o:hr="t" fillcolor="#a0a0a0" stroked="f"/>
         </w:pict>
       </w:r>
     </w:p>
@@ -20027,7 +20027,7 @@
           <w:szCs w:val="28"/>
         </w:rPr>
         <w:pict>
-          <v:rect id="_x0000_i1132" style="width:0;height:1.5pt" o:hralign="center" o:hrstd="t" o:hr="t" fillcolor="#a0a0a0" stroked="f"/>
+          <v:rect id="_x0000_i1030" style="width:0;height:1.5pt" o:hralign="center" o:hrstd="t" o:hr="t" fillcolor="#a0a0a0" stroked="f"/>
         </w:pict>
       </w:r>
     </w:p>
@@ -20210,67 +20210,478 @@
         </w:rPr>
         <w:t>What is E-Commerce? What are the types of E-commerce?</w:t>
       </w:r>
+    </w:p>
+    <w:p>
+      <w:pPr>
+        <w:pStyle w:val="pdq2pgselectionanchorcontainer"/>
+        <w:rPr>
+          <w:sz w:val="28"/>
+          <w:szCs w:val="28"/>
+        </w:rPr>
+      </w:pPr>
+      <w:r>
+        <w:rPr>
+          <w:rStyle w:val="Strong"/>
+          <w:sz w:val="28"/>
+          <w:szCs w:val="28"/>
+        </w:rPr>
+        <w:t>E-Commerce (Electronic Commerce)</w:t>
+      </w:r>
+      <w:r>
+        <w:rPr>
+          <w:sz w:val="28"/>
+          <w:szCs w:val="28"/>
+        </w:rPr>
+        <w:t xml:space="preserve"> is the process of buying and selling goods or services, transferring money, and exchanging information through electronic networks, mainly the Internet.</w:t>
+      </w:r>
+    </w:p>
+    <w:p>
+      <w:pPr>
+        <w:pStyle w:val="Heading2"/>
+        <w:rPr>
+          <w:b/>
+          <w:sz w:val="28"/>
+          <w:szCs w:val="28"/>
+        </w:rPr>
+      </w:pPr>
+      <w:r>
+        <w:rPr>
+          <w:b/>
+          <w:color w:val="FF0000"/>
+          <w:sz w:val="28"/>
+          <w:szCs w:val="28"/>
+        </w:rPr>
+        <w:lastRenderedPageBreak/>
+        <w:t>Types of E-Commerce</w:t>
+      </w:r>
+    </w:p>
+    <w:p>
+      <w:pPr>
+        <w:pStyle w:val="Heading3"/>
+        <w:rPr>
+          <w:sz w:val="28"/>
+          <w:szCs w:val="28"/>
+        </w:rPr>
+      </w:pPr>
+      <w:r>
+        <w:rPr>
+          <w:sz w:val="28"/>
+          <w:szCs w:val="28"/>
+        </w:rPr>
+        <w:t>1. Business to Business (B2B)</w:t>
+      </w:r>
+    </w:p>
+    <w:p>
+      <w:pPr>
+        <w:pStyle w:val="NormalWeb"/>
+        <w:rPr>
+          <w:sz w:val="28"/>
+          <w:szCs w:val="28"/>
+        </w:rPr>
+      </w:pPr>
+      <w:r>
+        <w:rPr>
+          <w:sz w:val="28"/>
+          <w:szCs w:val="28"/>
+        </w:rPr>
+        <w:t>Business transactions between one company and another company.</w:t>
+      </w:r>
+    </w:p>
+    <w:p>
+      <w:pPr>
+        <w:pStyle w:val="NormalWeb"/>
+        <w:rPr>
+          <w:sz w:val="28"/>
+          <w:szCs w:val="28"/>
+        </w:rPr>
+      </w:pPr>
+      <w:r>
+        <w:rPr>
+          <w:rStyle w:val="Strong"/>
+          <w:sz w:val="28"/>
+          <w:szCs w:val="28"/>
+        </w:rPr>
+        <w:t>Example:</w:t>
+      </w:r>
+      <w:r>
+        <w:rPr>
+          <w:sz w:val="28"/>
+          <w:szCs w:val="28"/>
+        </w:rPr>
+        <w:t xml:space="preserve"> A software company selling banking software to </w:t>
+      </w:r>
+      <w:proofErr w:type="spellStart"/>
+      <w:r>
+        <w:rPr>
+          <w:sz w:val="28"/>
+          <w:szCs w:val="28"/>
+        </w:rPr>
+        <w:t>Pubali</w:t>
+      </w:r>
+      <w:proofErr w:type="spellEnd"/>
+      <w:r>
+        <w:rPr>
+          <w:sz w:val="28"/>
+          <w:szCs w:val="28"/>
+        </w:rPr>
+        <w:t xml:space="preserve"> Bank.</w:t>
+      </w:r>
+    </w:p>
+    <w:p>
+      <w:pPr>
+        <w:pStyle w:val="Heading3"/>
+        <w:rPr>
+          <w:sz w:val="28"/>
+          <w:szCs w:val="28"/>
+        </w:rPr>
+      </w:pPr>
+      <w:r>
+        <w:rPr>
+          <w:sz w:val="28"/>
+          <w:szCs w:val="28"/>
+        </w:rPr>
+        <w:t>2. Business to Consumer (B2C)</w:t>
+      </w:r>
+    </w:p>
+    <w:p>
+      <w:pPr>
+        <w:pStyle w:val="NormalWeb"/>
+        <w:rPr>
+          <w:sz w:val="28"/>
+          <w:szCs w:val="28"/>
+        </w:rPr>
+      </w:pPr>
+      <w:r>
+        <w:rPr>
+          <w:sz w:val="28"/>
+          <w:szCs w:val="28"/>
+        </w:rPr>
+        <w:t>A business sells products or services directly to consumers.</w:t>
+      </w:r>
+    </w:p>
+    <w:p>
+      <w:pPr>
+        <w:pStyle w:val="NormalWeb"/>
+        <w:rPr>
+          <w:sz w:val="28"/>
+          <w:szCs w:val="28"/>
+        </w:rPr>
+      </w:pPr>
+      <w:r>
+        <w:rPr>
+          <w:rStyle w:val="Strong"/>
+          <w:sz w:val="28"/>
+          <w:szCs w:val="28"/>
+        </w:rPr>
+        <w:t>Example:</w:t>
+      </w:r>
+      <w:r>
+        <w:rPr>
+          <w:sz w:val="28"/>
+          <w:szCs w:val="28"/>
+        </w:rPr>
+        <w:t xml:space="preserve"> </w:t>
+      </w:r>
+      <w:proofErr w:type="spellStart"/>
+      <w:r>
+        <w:rPr>
+          <w:sz w:val="28"/>
+          <w:szCs w:val="28"/>
+        </w:rPr>
+        <w:t>Daraz</w:t>
+      </w:r>
+      <w:proofErr w:type="spellEnd"/>
+      <w:r>
+        <w:rPr>
+          <w:sz w:val="28"/>
+          <w:szCs w:val="28"/>
+        </w:rPr>
+        <w:t>, Amazon.</w:t>
+      </w:r>
+    </w:p>
+    <w:p>
+      <w:pPr>
+        <w:pStyle w:val="Heading3"/>
+        <w:rPr>
+          <w:sz w:val="28"/>
+          <w:szCs w:val="28"/>
+        </w:rPr>
+      </w:pPr>
+      <w:r>
+        <w:rPr>
+          <w:sz w:val="28"/>
+          <w:szCs w:val="28"/>
+        </w:rPr>
+        <w:t>3. Consumer to Consumer (C2C)</w:t>
+      </w:r>
+    </w:p>
+    <w:p>
+      <w:pPr>
+        <w:pStyle w:val="NormalWeb"/>
+        <w:rPr>
+          <w:sz w:val="28"/>
+          <w:szCs w:val="28"/>
+        </w:rPr>
+      </w:pPr>
+      <w:r>
+        <w:rPr>
+          <w:sz w:val="28"/>
+          <w:szCs w:val="28"/>
+        </w:rPr>
+        <w:t>Consumers sell products or services to other consumers through an online platform.</w:t>
+      </w:r>
+    </w:p>
+    <w:p>
+      <w:pPr>
+        <w:spacing w:before="100" w:beforeAutospacing="1" w:after="100" w:afterAutospacing="1"/>
+        <w:rPr>
+          <w:sz w:val="28"/>
+          <w:szCs w:val="28"/>
+        </w:rPr>
+      </w:pPr>
+      <w:r>
+        <w:rPr>
+          <w:rStyle w:val="Strong"/>
+          <w:sz w:val="28"/>
+          <w:szCs w:val="28"/>
+        </w:rPr>
+        <w:t>Example:</w:t>
+      </w:r>
+      <w:r>
+        <w:rPr>
+          <w:sz w:val="28"/>
+          <w:szCs w:val="28"/>
+        </w:rPr>
+        <w:t xml:space="preserve"> Bikroy.com, eBay.</w:t>
+      </w:r>
+    </w:p>
+    <w:p>
+      <w:pPr>
+        <w:pStyle w:val="Heading3"/>
+        <w:rPr>
+          <w:sz w:val="28"/>
+          <w:szCs w:val="28"/>
+        </w:rPr>
+      </w:pPr>
+      <w:r>
+        <w:rPr>
+          <w:sz w:val="28"/>
+          <w:szCs w:val="28"/>
+        </w:rPr>
+        <w:t>4. Consumer to Business (C2B)</w:t>
+      </w:r>
+    </w:p>
+    <w:p>
+      <w:pPr>
+        <w:pStyle w:val="NormalWeb"/>
+        <w:rPr>
+          <w:sz w:val="28"/>
+          <w:szCs w:val="28"/>
+        </w:rPr>
+      </w:pPr>
+      <w:r>
+        <w:rPr>
+          <w:sz w:val="28"/>
+          <w:szCs w:val="28"/>
+        </w:rPr>
+        <w:t>Individuals provide products or services to businesses.</w:t>
+      </w:r>
+    </w:p>
+    <w:p>
+      <w:pPr>
+        <w:pStyle w:val="NormalWeb"/>
+        <w:rPr>
+          <w:sz w:val="28"/>
+          <w:szCs w:val="28"/>
+        </w:rPr>
+      </w:pPr>
+      <w:r>
+        <w:rPr>
+          <w:rStyle w:val="Strong"/>
+          <w:sz w:val="28"/>
+          <w:szCs w:val="28"/>
+        </w:rPr>
+        <w:t>Example:</w:t>
+      </w:r>
+      <w:r>
+        <w:rPr>
+          <w:sz w:val="28"/>
+          <w:szCs w:val="28"/>
+        </w:rPr>
+        <w:t xml:space="preserve"> A freelancer providing website development services to a company through </w:t>
+      </w:r>
+      <w:proofErr w:type="spellStart"/>
+      <w:r>
+        <w:rPr>
+          <w:sz w:val="28"/>
+          <w:szCs w:val="28"/>
+        </w:rPr>
+        <w:t>Upwork</w:t>
+      </w:r>
+      <w:proofErr w:type="spellEnd"/>
+      <w:r>
+        <w:rPr>
+          <w:sz w:val="28"/>
+          <w:szCs w:val="28"/>
+        </w:rPr>
+        <w:t xml:space="preserve"> or Fiverr.</w:t>
+      </w:r>
+    </w:p>
+    <w:p>
+      <w:pPr>
+        <w:pStyle w:val="Heading3"/>
+        <w:rPr>
+          <w:sz w:val="28"/>
+          <w:szCs w:val="28"/>
+        </w:rPr>
+      </w:pPr>
+      <w:r>
+        <w:rPr>
+          <w:sz w:val="28"/>
+          <w:szCs w:val="28"/>
+        </w:rPr>
+        <w:t>5. Business to Government (B2G)</w:t>
+      </w:r>
+    </w:p>
+    <w:p>
+      <w:pPr>
+        <w:pStyle w:val="NormalWeb"/>
+        <w:rPr>
+          <w:sz w:val="28"/>
+          <w:szCs w:val="28"/>
+        </w:rPr>
+      </w:pPr>
+      <w:r>
+        <w:rPr>
+          <w:sz w:val="28"/>
+          <w:szCs w:val="28"/>
+        </w:rPr>
+        <w:t>A business provides products or services to government organizations.</w:t>
+      </w:r>
+    </w:p>
+    <w:p>
+      <w:pPr>
+        <w:pStyle w:val="NormalWeb"/>
+        <w:rPr>
+          <w:sz w:val="28"/>
+          <w:szCs w:val="28"/>
+        </w:rPr>
+      </w:pPr>
+      <w:r>
+        <w:rPr>
+          <w:rStyle w:val="Strong"/>
+          <w:sz w:val="28"/>
+          <w:szCs w:val="28"/>
+        </w:rPr>
+        <w:t>Example:</w:t>
+      </w:r>
+      <w:r>
+        <w:rPr>
+          <w:sz w:val="28"/>
+          <w:szCs w:val="28"/>
+        </w:rPr>
+        <w:t xml:space="preserve"> An IT company supplying software to a government ministry.</w:t>
+      </w:r>
+    </w:p>
+    <w:p>
+      <w:pPr>
+        <w:pStyle w:val="Heading3"/>
+        <w:rPr>
+          <w:sz w:val="28"/>
+          <w:szCs w:val="28"/>
+        </w:rPr>
+      </w:pPr>
+      <w:r>
+        <w:rPr>
+          <w:sz w:val="28"/>
+          <w:szCs w:val="28"/>
+        </w:rPr>
+        <w:t>6. Government to Citizen (G2C)</w:t>
+      </w:r>
+    </w:p>
+    <w:p>
+      <w:pPr>
+        <w:pStyle w:val="NormalWeb"/>
+        <w:rPr>
+          <w:sz w:val="28"/>
+          <w:szCs w:val="28"/>
+        </w:rPr>
+      </w:pPr>
+      <w:r>
+        <w:rPr>
+          <w:sz w:val="28"/>
+          <w:szCs w:val="28"/>
+        </w:rPr>
+        <w:t>Government provides online services to citizens.</w:t>
+      </w:r>
+    </w:p>
+    <w:p>
+      <w:pPr>
+        <w:pStyle w:val="NormalWeb"/>
+        <w:rPr>
+          <w:sz w:val="28"/>
+          <w:szCs w:val="28"/>
+        </w:rPr>
+      </w:pPr>
+      <w:r>
+        <w:rPr>
+          <w:rStyle w:val="Strong"/>
+          <w:sz w:val="28"/>
+          <w:szCs w:val="28"/>
+        </w:rPr>
+        <w:t>Example:</w:t>
+      </w:r>
+      <w:r>
+        <w:rPr>
+          <w:sz w:val="28"/>
+          <w:szCs w:val="28"/>
+        </w:rPr>
+        <w:t xml:space="preserve"> Online tax payment, passport application, e-TIN services.</w:t>
+      </w:r>
+    </w:p>
+    <w:p>
+      <w:pPr>
+        <w:pStyle w:val="NormalWeb"/>
+        <w:rPr>
+          <w:color w:val="FF0000"/>
+          <w:sz w:val="28"/>
+          <w:szCs w:val="28"/>
+        </w:rPr>
+      </w:pPr>
+      <w:r>
+        <w:rPr>
+          <w:color w:val="FF0000"/>
+          <w:sz w:val="28"/>
+          <w:szCs w:val="28"/>
+        </w:rPr>
+        <w:t>Easy Diagram</w:t>
+      </w:r>
+      <w:r>
+        <w:rPr>
+          <w:color w:val="FF0000"/>
+          <w:sz w:val="28"/>
+          <w:szCs w:val="28"/>
+        </w:rPr>
+        <w:t>:</w:t>
+      </w:r>
       <w:bookmarkStart w:id="0" w:name="_GoBack"/>
       <w:bookmarkEnd w:id="0"/>
     </w:p>
     <w:p>
       <w:pPr>
-        <w:pStyle w:val="pdq2pgselectionanchorcontainer"/>
-        <w:rPr>
-          <w:sz w:val="28"/>
-          <w:szCs w:val="28"/>
-        </w:rPr>
-      </w:pPr>
-      <w:r>
-        <w:rPr>
-          <w:rStyle w:val="Strong"/>
-          <w:sz w:val="28"/>
-          <w:szCs w:val="28"/>
-        </w:rPr>
-        <w:t>E-Commerce (Electronic Commerce)</w:t>
-      </w:r>
-      <w:r>
-        <w:rPr>
-          <w:sz w:val="28"/>
-          <w:szCs w:val="28"/>
-        </w:rPr>
-        <w:t xml:space="preserve"> is the process of buying and selling goods or services, transferring money, and exchanging information through electronic networks, mainly the Internet.</w:t>
-      </w:r>
-    </w:p>
-    <w:p>
-      <w:pPr>
-        <w:pStyle w:val="Heading2"/>
-        <w:rPr>
-          <w:b/>
-          <w:sz w:val="28"/>
-          <w:szCs w:val="28"/>
-        </w:rPr>
-      </w:pPr>
-      <w:r>
-        <w:rPr>
-          <w:b/>
-          <w:color w:val="FF0000"/>
+        <w:pStyle w:val="NormalWeb"/>
+        <w:rPr>
+          <w:sz w:val="28"/>
+          <w:szCs w:val="28"/>
+        </w:rPr>
+      </w:pPr>
+      <w:r>
+        <w:rPr>
           <w:sz w:val="28"/>
           <w:szCs w:val="28"/>
         </w:rPr>
         <w:lastRenderedPageBreak/>
-        <w:t>Types of E-Commerce</w:t>
-      </w:r>
-    </w:p>
-    <w:p>
-      <w:pPr>
-        <w:pStyle w:val="Heading3"/>
-        <w:rPr>
-          <w:sz w:val="28"/>
-          <w:szCs w:val="28"/>
-        </w:rPr>
-      </w:pPr>
-      <w:r>
-        <w:rPr>
-          <w:sz w:val="28"/>
-          <w:szCs w:val="28"/>
-        </w:rPr>
-        <w:t>1. Business to Business (B2B)</w:t>
+        <w:t xml:space="preserve">          E-Commerce</w:t>
       </w:r>
     </w:p>
     <w:p>
@@ -20286,7 +20697,7 @@
           <w:sz w:val="28"/>
           <w:szCs w:val="28"/>
         </w:rPr>
-        <w:t>Business transactions between one company and another company.</w:t>
+        <w:t xml:space="preserve">               │</w:t>
       </w:r>
     </w:p>
     <w:p>
@@ -20299,50 +20710,10 @@
       </w:pPr>
       <w:r>
         <w:rPr>
-          <w:rStyle w:val="Strong"/>
-          <w:sz w:val="28"/>
-          <w:szCs w:val="28"/>
-        </w:rPr>
-        <w:t>Example:</w:t>
-      </w:r>
-      <w:r>
-        <w:rPr>
-          <w:sz w:val="28"/>
-          <w:szCs w:val="28"/>
-        </w:rPr>
-        <w:t xml:space="preserve"> A software company selling banking software to </w:t>
-      </w:r>
-      <w:proofErr w:type="spellStart"/>
-      <w:r>
-        <w:rPr>
-          <w:sz w:val="28"/>
-          <w:szCs w:val="28"/>
-        </w:rPr>
-        <w:t>Pubali</w:t>
-      </w:r>
-      <w:proofErr w:type="spellEnd"/>
-      <w:r>
-        <w:rPr>
-          <w:sz w:val="28"/>
-          <w:szCs w:val="28"/>
-        </w:rPr>
-        <w:t xml:space="preserve"> Bank.</w:t>
-      </w:r>
-    </w:p>
-    <w:p>
-      <w:pPr>
-        <w:pStyle w:val="Heading3"/>
-        <w:rPr>
-          <w:sz w:val="28"/>
-          <w:szCs w:val="28"/>
-        </w:rPr>
-      </w:pPr>
-      <w:r>
-        <w:rPr>
-          <w:sz w:val="28"/>
-          <w:szCs w:val="28"/>
-        </w:rPr>
-        <w:t>2. Business to Consumer (B2C)</w:t>
+          <w:sz w:val="28"/>
+          <w:szCs w:val="28"/>
+        </w:rPr>
+        <w:t xml:space="preserve"> ┌──────┬──────┬──────┬──────┬──────┬──────┐</w:t>
       </w:r>
     </w:p>
     <w:p>
@@ -20358,7 +20729,7 @@
           <w:sz w:val="28"/>
           <w:szCs w:val="28"/>
         </w:rPr>
-        <w:t>A business sells products or services directly to consumers.</w:t>
+        <w:t xml:space="preserve"> │      │      │      │      │      │</w:t>
       </w:r>
     </w:p>
     <w:p>
@@ -20371,274 +20742,10 @@
       </w:pPr>
       <w:r>
         <w:rPr>
-          <w:rStyle w:val="Strong"/>
-          <w:sz w:val="28"/>
-          <w:szCs w:val="28"/>
-        </w:rPr>
-        <w:t>Example:</w:t>
-      </w:r>
-      <w:r>
-        <w:rPr>
-          <w:sz w:val="28"/>
-          <w:szCs w:val="28"/>
-        </w:rPr>
-        <w:t xml:space="preserve"> </w:t>
-      </w:r>
-      <w:proofErr w:type="spellStart"/>
-      <w:r>
-        <w:rPr>
-          <w:sz w:val="28"/>
-          <w:szCs w:val="28"/>
-        </w:rPr>
-        <w:t>Daraz</w:t>
-      </w:r>
-      <w:proofErr w:type="spellEnd"/>
-      <w:r>
-        <w:rPr>
-          <w:sz w:val="28"/>
-          <w:szCs w:val="28"/>
-        </w:rPr>
-        <w:t>, Amazon.</w:t>
-      </w:r>
-    </w:p>
-    <w:p>
-      <w:pPr>
-        <w:pStyle w:val="Heading3"/>
-        <w:rPr>
-          <w:sz w:val="28"/>
-          <w:szCs w:val="28"/>
-        </w:rPr>
-      </w:pPr>
-      <w:r>
-        <w:rPr>
-          <w:sz w:val="28"/>
-          <w:szCs w:val="28"/>
-        </w:rPr>
-        <w:t>3. Consumer to Consumer (C2C)</w:t>
-      </w:r>
-    </w:p>
-    <w:p>
-      <w:pPr>
-        <w:pStyle w:val="NormalWeb"/>
-        <w:rPr>
-          <w:sz w:val="28"/>
-          <w:szCs w:val="28"/>
-        </w:rPr>
-      </w:pPr>
-      <w:r>
-        <w:rPr>
-          <w:sz w:val="28"/>
-          <w:szCs w:val="28"/>
-        </w:rPr>
-        <w:t>Consumers sell products or services to other consumers through an online platform.</w:t>
-      </w:r>
-    </w:p>
-    <w:p>
-      <w:pPr>
-        <w:spacing w:before="100" w:beforeAutospacing="1" w:after="100" w:afterAutospacing="1"/>
-        <w:rPr>
-          <w:sz w:val="28"/>
-          <w:szCs w:val="28"/>
-        </w:rPr>
-      </w:pPr>
-      <w:r>
-        <w:rPr>
-          <w:rStyle w:val="Strong"/>
-          <w:sz w:val="28"/>
-          <w:szCs w:val="28"/>
-        </w:rPr>
-        <w:t>Example:</w:t>
-      </w:r>
-      <w:r>
-        <w:rPr>
-          <w:sz w:val="28"/>
-          <w:szCs w:val="28"/>
-        </w:rPr>
-        <w:t xml:space="preserve"> Bikroy.com, eBay.</w:t>
-      </w:r>
-    </w:p>
-    <w:p>
-      <w:pPr>
-        <w:pStyle w:val="Heading3"/>
-        <w:rPr>
-          <w:sz w:val="28"/>
-          <w:szCs w:val="28"/>
-        </w:rPr>
-      </w:pPr>
-      <w:r>
-        <w:rPr>
-          <w:sz w:val="28"/>
-          <w:szCs w:val="28"/>
-        </w:rPr>
-        <w:t>4. Consumer to Business (C2B)</w:t>
-      </w:r>
-    </w:p>
-    <w:p>
-      <w:pPr>
-        <w:pStyle w:val="NormalWeb"/>
-        <w:rPr>
-          <w:sz w:val="28"/>
-          <w:szCs w:val="28"/>
-        </w:rPr>
-      </w:pPr>
-      <w:r>
-        <w:rPr>
-          <w:sz w:val="28"/>
-          <w:szCs w:val="28"/>
-        </w:rPr>
-        <w:t>Individuals provide products or services to businesses.</w:t>
-      </w:r>
-    </w:p>
-    <w:p>
-      <w:pPr>
-        <w:pStyle w:val="NormalWeb"/>
-        <w:rPr>
-          <w:sz w:val="28"/>
-          <w:szCs w:val="28"/>
-        </w:rPr>
-      </w:pPr>
-      <w:r>
-        <w:rPr>
-          <w:rStyle w:val="Strong"/>
-          <w:sz w:val="28"/>
-          <w:szCs w:val="28"/>
-        </w:rPr>
-        <w:t>Example:</w:t>
-      </w:r>
-      <w:r>
-        <w:rPr>
-          <w:sz w:val="28"/>
-          <w:szCs w:val="28"/>
-        </w:rPr>
-        <w:t xml:space="preserve"> A freelancer providing website development services to a company through </w:t>
-      </w:r>
-      <w:proofErr w:type="spellStart"/>
-      <w:r>
-        <w:rPr>
-          <w:sz w:val="28"/>
-          <w:szCs w:val="28"/>
-        </w:rPr>
-        <w:t>Upwork</w:t>
-      </w:r>
-      <w:proofErr w:type="spellEnd"/>
-      <w:r>
-        <w:rPr>
-          <w:sz w:val="28"/>
-          <w:szCs w:val="28"/>
-        </w:rPr>
-        <w:t xml:space="preserve"> or Fiverr.</w:t>
-      </w:r>
-    </w:p>
-    <w:p>
-      <w:pPr>
-        <w:pStyle w:val="Heading3"/>
-        <w:rPr>
-          <w:sz w:val="28"/>
-          <w:szCs w:val="28"/>
-        </w:rPr>
-      </w:pPr>
-      <w:r>
-        <w:rPr>
-          <w:sz w:val="28"/>
-          <w:szCs w:val="28"/>
-        </w:rPr>
-        <w:t>5. Business to Government (B2G)</w:t>
-      </w:r>
-    </w:p>
-    <w:p>
-      <w:pPr>
-        <w:pStyle w:val="NormalWeb"/>
-        <w:rPr>
-          <w:sz w:val="28"/>
-          <w:szCs w:val="28"/>
-        </w:rPr>
-      </w:pPr>
-      <w:r>
-        <w:rPr>
-          <w:sz w:val="28"/>
-          <w:szCs w:val="28"/>
-        </w:rPr>
-        <w:t>A business provides products or services to government organizations.</w:t>
-      </w:r>
-    </w:p>
-    <w:p>
-      <w:pPr>
-        <w:pStyle w:val="NormalWeb"/>
-        <w:rPr>
-          <w:sz w:val="28"/>
-          <w:szCs w:val="28"/>
-        </w:rPr>
-      </w:pPr>
-      <w:r>
-        <w:rPr>
-          <w:rStyle w:val="Strong"/>
-          <w:sz w:val="28"/>
-          <w:szCs w:val="28"/>
-        </w:rPr>
-        <w:t>Example:</w:t>
-      </w:r>
-      <w:r>
-        <w:rPr>
-          <w:sz w:val="28"/>
-          <w:szCs w:val="28"/>
-        </w:rPr>
-        <w:t xml:space="preserve"> An IT company supplying software to a government ministry.</w:t>
-      </w:r>
-    </w:p>
-    <w:p>
-      <w:pPr>
-        <w:pStyle w:val="Heading3"/>
-        <w:rPr>
-          <w:sz w:val="28"/>
-          <w:szCs w:val="28"/>
-        </w:rPr>
-      </w:pPr>
-      <w:r>
-        <w:rPr>
-          <w:sz w:val="28"/>
-          <w:szCs w:val="28"/>
-        </w:rPr>
-        <w:t>6. Government to Citizen (G2C)</w:t>
-      </w:r>
-    </w:p>
-    <w:p>
-      <w:pPr>
-        <w:pStyle w:val="NormalWeb"/>
-        <w:rPr>
-          <w:sz w:val="28"/>
-          <w:szCs w:val="28"/>
-        </w:rPr>
-      </w:pPr>
-      <w:r>
-        <w:rPr>
-          <w:sz w:val="28"/>
-          <w:szCs w:val="28"/>
-        </w:rPr>
-        <w:t>Government provides online services to citizens.</w:t>
-      </w:r>
-    </w:p>
-    <w:p>
-      <w:pPr>
-        <w:pStyle w:val="NormalWeb"/>
-        <w:rPr>
-          <w:sz w:val="28"/>
-          <w:szCs w:val="28"/>
-        </w:rPr>
-      </w:pPr>
-      <w:r>
-        <w:rPr>
-          <w:rStyle w:val="Strong"/>
-          <w:sz w:val="28"/>
-          <w:szCs w:val="28"/>
-        </w:rPr>
-        <w:t>Example:</w:t>
-      </w:r>
-      <w:r>
-        <w:rPr>
-          <w:sz w:val="28"/>
-          <w:szCs w:val="28"/>
-        </w:rPr>
-        <w:t xml:space="preserve"> Online tax payment, passport application, e-TIN services.</w:t>
+          <w:sz w:val="28"/>
+          <w:szCs w:val="28"/>
+        </w:rPr>
+        <w:t>B2B    B2C    C2C    C2B    B2G    G2C</w:t>
       </w:r>
     </w:p>
     <w:sectPr>
